--- a/02-facilities/Cenovus/Lima-OH/USA26046-PR-170029-Vacuum-Job-Report.docx
+++ b/02-facilities/Cenovus/Lima-OH/USA26046-PR-170029-Vacuum-Job-Report.docx
@@ -6429,7 +6429,7 @@
           <w:color w:val="222222"/>
           <w:sz w:val="20"/>
         </w:rPr>
-        <w:t>Jesse Utsey  |  Project Manager, USADebusk</w:t>
+        <w:t>Jesse Utsey  |  Pigging Operations</w:t>
       </w:r>
     </w:p>
     <w:p>
@@ -6444,7 +6444,7 @@
           <w:color w:val="222222"/>
           <w:sz w:val="20"/>
         </w:rPr>
-        <w:t>713-252-8516  |  JUtsey@USADebusk.com</w:t>
+        <w:t>Cell: 713-252-8516  |  jutsey@usadebusk.com</w:t>
       </w:r>
     </w:p>
     <w:sectPr>
